--- a/Junior Data Engineer or Growth Engineer Role.docx
+++ b/Junior Data Engineer or Growth Engineer Role.docx
@@ -3,13 +3,11 @@
 <w:document xmlns:wpc="http://schemas.microsoft.com/office/word/2010/wordprocessingCanvas" xmlns:mo="http://schemas.microsoft.com/office/mac/office/2008/main" xmlns:mc="http://schemas.openxmlformats.org/markup-compatibility/2006" xmlns:mv="urn:schemas-microsoft-com:mac:vml" xmlns:o="urn:schemas-microsoft-com:office:office" xmlns:r="http://schemas.openxmlformats.org/officeDocument/2006/relationships" xmlns:m="http://schemas.openxmlformats.org/officeDocument/2006/math" xmlns:v="urn:schemas-microsoft-com:vml" xmlns:wp14="http://schemas.microsoft.com/office/word/2010/wordprocessingDrawing" xmlns:wp="http://schemas.openxmlformats.org/drawingml/2006/wordprocessingDrawing" xmlns:w10="urn:schemas-microsoft-com:office:word" xmlns:w="http://schemas.openxmlformats.org/wordprocessingml/2006/main" xmlns:w14="http://schemas.microsoft.com/office/word/2010/wordml" xmlns:wpg="http://schemas.microsoft.com/office/word/2010/wordprocessingGroup" xmlns:wpi="http://schemas.microsoft.com/office/word/2010/wordprocessingInk" xmlns:wne="http://schemas.microsoft.com/office/word/2006/wordml" xmlns:wps="http://schemas.microsoft.com/office/word/2010/wordprocessingShape" mc:Ignorable="w14 wp14">
   <w:body>
     <w:p>
-      <w:pPr>
-        <w:jc w:val="center"/>
-      </w:pPr>
       <w:r>
         <w:rPr>
+          <w:rFonts w:ascii="Calibri" w:hAnsi="Calibri"/>
           <w:b/>
-          <w:sz w:val="32"/>
+          <w:sz w:val="22"/>
         </w:rPr>
         <w:t>Junior Data Engineer or Growth Engineer Role</w:t>
       </w:r>
@@ -17,9 +15,9 @@
     <w:p>
       <w:r>
         <w:rPr>
+          <w:rFonts w:ascii="Calibri" w:hAnsi="Calibri"/>
           <w:b/>
-          <w:color w:val="333333"/>
-          <w:sz w:val="28"/>
+          <w:sz w:val="22"/>
         </w:rPr>
         <w:t>Marketing &amp; Data</w:t>
       </w:r>
@@ -27,6 +25,7 @@
     <w:p>
       <w:r>
         <w:rPr>
+          <w:rFonts w:ascii="Calibri" w:hAnsi="Calibri"/>
           <w:b/>
           <w:sz w:val="22"/>
         </w:rPr>
@@ -36,14 +35,16 @@
     <w:p>
       <w:r>
         <w:rPr>
+          <w:rFonts w:ascii="Calibri" w:hAnsi="Calibri"/>
           <w:sz w:val="22"/>
         </w:rPr>
-        <w:t>So honestly, the way I think about measuring ROI is that you cant really do it properly unless your data foundation is solid first. What I mean is, I always start by making sure our ETL pipelines are ingesting clean, reliable data from all the marketing platforms into the central warehouse. Once that foundation is there, I focus on the metrics that actually matter - like customer lifetime value vs customer acquisition cost, conversion rates across different channels, and attribution modeling to see which touchpoints are actually driving results. At my previous roles, I built automated dashboards that pulled this data in near real-time, so the marketing team didnt have to wait for weekly reports or manually pull numbers from different platforms. I think the biggest mistake people make with ROI measurement is using dirty data or incomplete tracking, and thats really where a data engineer adds the most value - making sure every metric the team uses is actually trustworthy and actionable.</w:t>
+        <w:t>First thing is making sure the data is clean. If the ETL pipeline is pulling garbage from marketing platforms then your metrics will be wrong no matter what. Once the data is reliable I focus on cost per lead, conversion rates across channels, and figuring out which touchpoints actually brought in results. I set up automated dashboards at my previous work so the marketing team didnt have to pull numbers manually or wait for weekly reports. Bad data is the biggest problem with ROI measurement in most places.</w:t>
       </w:r>
     </w:p>
     <w:p>
       <w:r>
         <w:rPr>
+          <w:rFonts w:ascii="Calibri" w:hAnsi="Calibri"/>
           <w:b/>
           <w:sz w:val="22"/>
         </w:rPr>
@@ -53,14 +54,16 @@
     <w:p>
       <w:r>
         <w:rPr>
+          <w:rFonts w:ascii="Calibri" w:hAnsi="Calibri"/>
           <w:sz w:val="22"/>
         </w:rPr>
-        <w:t>I am genuinely most proud of my Master Thesis project with Volkswagen Group CARIAD. I implemented AI-driven white-box fuzzing for automotive compute platforms, which sounds very niche but the impact was really significant. Basically I was using machine learning to automatically generate test cases that could find security vulnerabilities in Electronic Control Units - the computers inside cars. We achieved 33% faster test case generation compared to the traditional approaches, which directly improved ECU resilience against cybersecurity threats. What makes me most proud about it is that this wasnt just an academic exercise - it had real world implications for vehicle safety. I also recently built a monitoring dashboard for this fuzzing pipeline which tracks test execution metrics, coverage analysis, and vulnerability detection rates in real time using Grafana. The whole experience taught me alot about building data pipelines under strict automotive quality standards, which is honestly a transferable skill to any enterprise data engineering role.</w:t>
+        <w:t>My Master Thesis at Volkswagen Group CARIAD. I implemented AI-driven white-box fuzzing for automotive compute platforms - basically using ML to generate test cases that find security holes in ECUs (the computers inside cars). We got 33% faster test generation compared to traditional methods. It wasnt just academic work, it had actual impact on vehicle safety testing. I also built a Grafana dashboard to track test coverage and vulnerability detection in real time.</w:t>
       </w:r>
     </w:p>
     <w:p>
       <w:r>
         <w:rPr>
+          <w:rFonts w:ascii="Calibri" w:hAnsi="Calibri"/>
           <w:b/>
           <w:sz w:val="22"/>
         </w:rPr>
@@ -70,14 +73,16 @@
     <w:p>
       <w:r>
         <w:rPr>
+          <w:rFonts w:ascii="Calibri" w:hAnsi="Calibri"/>
           <w:sz w:val="22"/>
         </w:rPr>
-        <w:t>For me it really comes down to setting expectations early and communicating often. The first thing I do on any project is sit down with all the stakeholders and agree on clear objectives and Service Level Objectives - like what does success actually look like, what are the timelines, and what are the non-negotiable requirements. I learned this approach during my work at Deutsche Telekom where we had to define SLOs for model selection and capacity planning. After that initial alignment, I set up automated reporting. I am a big believer in dashboards - I use tools like Grafana and Power BI to give stakeholders a live view of project health without them having to ask me for updates or dig through code. Its like giving them a window into the projects progress. And then honestly, the most underrated part is just being responsive. If something is going wrong or there is a delay, I communicate that immediately rather than waiting for the next scheduled check-in. Surprises are the enemy of good stakeholder management in my experience.</w:t>
+        <w:t>I start by agreeing on what success looks like with everyone involved. Clear timelines and non-negotiable requirements upfront. I learned this at Deutsche Telekom where we had defined SLOs for model selection. Then I set up dashboards - Grafana or Power BI - so stakeholders can check project status themselves. If something goes wrong I tell people right away instead of waiting for the next meeting. Surprises kill projects.</w:t>
       </w:r>
     </w:p>
     <w:p>
       <w:r>
         <w:rPr>
+          <w:rFonts w:ascii="Calibri" w:hAnsi="Calibri"/>
           <w:b/>
           <w:sz w:val="22"/>
         </w:rPr>
@@ -87,14 +92,16 @@
     <w:p>
       <w:r>
         <w:rPr>
+          <w:rFonts w:ascii="Calibri" w:hAnsi="Calibri"/>
           <w:sz w:val="22"/>
         </w:rPr>
-        <w:t>At Deutsche Telekom, I was tasked with figuring out which large language model would perform best for our capacity planning use case. So I designed a benchmarking experiment from scratch. I set up the testing framework using vLLM as the inference engine and GuideLLM to measure latency and throughput under different load conditions. For evaluating the actual quality of model outputs, I used DeepEval as a judge - it basically scores the LLM responses against predefined criteria. I tracked every single experiment run in ClearML so we had full reproducibility and could compare results side by side. The success metric was straightforward - we needed a model that could handle our throughput requirements while maintaining response quality above a certain threshold. In the end, we were able to definitively select the best model and also found some surprising results where a smaller model actually outperformed a larger one on certain metrics. That was pretty cool honestly.</w:t>
+        <w:t>At Deutsche Telekom I needed to find which LLM works best for capacity planning. Set up testing with vLLM as inference engine and GuideLLM to measure latency and throughput. Used DeepEval to score model responses against predefined criteria. Tracked everything in ClearML for reproducibility. Success metric was simple - handle our throughput while keeping response quality above a threshold. We found that a smaller model actually outperformed a bigger one on some metrics which was interesting.</w:t>
       </w:r>
     </w:p>
     <w:p>
       <w:r>
         <w:rPr>
+          <w:rFonts w:ascii="Calibri" w:hAnsi="Calibri"/>
           <w:b/>
           <w:sz w:val="22"/>
         </w:rPr>
@@ -104,17 +111,18 @@
     <w:p>
       <w:r>
         <w:rPr>
+          <w:rFonts w:ascii="Calibri" w:hAnsi="Calibri"/>
           <w:sz w:val="22"/>
         </w:rPr>
-        <w:t>I think the biggest mistake people make with data storytelling is just showing alot of charts and numbers without any narrative. What I try to do is start with the "so what" - what is the business question we are trying to answer, and then build the story backwards from there. In practice, I use tools like Power BI and Grafana to build interactive dashboards, but the key is that every visualization on that dashboard should answer a specific question. I dont add charts just because the data exists. For example, when presenting pipeline performance metrics to non-technical stakeholders, I would show them 3-4 KPIs that directly impact their goals rather than dumping 20 technical metrics on them. I also try to use annotations and highlights to draw attention to anomalies or trends. Like if theres a sudden spike in data processing time, I want that to be immediately visible and accompanied by a plain-English explanation, not buried in a log somewhere.</w:t>
+        <w:t>I dont put charts on a dashboard just because data exists. Start with the question we need to answer and work backwards. Every visualization should have a purpose. When showing things to non-technical stakeholders I keep it to 3-4 KPIs that matter to them. If theres an anomaly like a spike in processing time it should be immediately obvious with a plain explanation, not hidden in some log file.</w:t>
       </w:r>
     </w:p>
     <w:p>
       <w:r>
         <w:rPr>
+          <w:rFonts w:ascii="Calibri" w:hAnsi="Calibri"/>
           <w:b/>
-          <w:color w:val="333333"/>
-          <w:sz w:val="28"/>
+          <w:sz w:val="22"/>
         </w:rPr>
         <w:t>General Marketing Experience</w:t>
       </w:r>
@@ -122,6 +130,7 @@
     <w:p>
       <w:r>
         <w:rPr>
+          <w:rFonts w:ascii="Calibri" w:hAnsi="Calibri"/>
           <w:b/>
           <w:sz w:val="22"/>
         </w:rPr>
@@ -131,14 +140,16 @@
     <w:p>
       <w:r>
         <w:rPr>
+          <w:rFonts w:ascii="Calibri" w:hAnsi="Calibri"/>
           <w:sz w:val="22"/>
         </w:rPr>
-        <w:t>While my primary expertise is in data engineering and building pipelines, I have done some meaningful automation work that directly relates to marketing workflows. At Altascio Technologies, the marketing and sales teams were spending an insane amount of time manually aggregating departmental spreadsheets to produce performance reports. I used Excel VBA and SQL to completely automate this process - basically I built a system that pulled data from multiple department sources, cleaned and merged it, and generated ready-to-use reports automatically. This saved roughly 20 hours per week and significantly reduced the errors that were creeping in from manual data entry. More recently, I built a B2B Consent Personalization study tool - its essentially an A/B testing platform where you can test different consent form designs with users, collect their responses and ratings, and then export the data for analysis. The backend handles response collection, statistical aggregation, and exports to CSV/Excel formats. Its the kind of tool that a growth marketing team would use to optimize their user onboarding flows and improve consent rates. I think data automation and marketing automation are really two sides of the same coin - both are about eliminating manual bottlenecks and letting people focus on strategic decisions instead.</w:t>
+        <w:t>I built a university email marketing automation system called UniMail. It handles subscriber management with CSV import, tag based segmentation by department or year, campaign creation with HTML content, and scheduled email sends. There is open tracking using a pixel and a dashboard for campaign analytics. Backend is Python Flask with SQLite and APScheduler for scheduling. Its on my GitHub as University-Mail-Automation. Apart from this I also did two small connected projects to support a local NGO - a B2B consent management platform and a Relevance Engine that decides the best marketing action for each user based on their consent and engagement.</w:t>
       </w:r>
     </w:p>
     <w:p>
       <w:r>
         <w:rPr>
+          <w:rFonts w:ascii="Calibri" w:hAnsi="Calibri"/>
           <w:b/>
           <w:sz w:val="22"/>
         </w:rPr>
@@ -148,17 +159,18 @@
     <w:p>
       <w:r>
         <w:rPr>
+          <w:rFonts w:ascii="Calibri" w:hAnsi="Calibri"/>
           <w:sz w:val="22"/>
         </w:rPr>
-        <w:t>I am really excited about the intersection of Generative AI and marketing technology right now. Specifically, Retrieval-Augmented Generation (RAG) for customer-facing content is something I think is going to be huge. Imagine using vector databases and document chunking to build systems that can auto-suggest highly personalized content based on what a specific customer has engaged with before. Thats not science fiction anymore, the technology is there. I am also very interested in how companies are using event-driven architectures with tools like Apache Kafka to process marketing signals in real time rather than batch processing them overnight. For a company like Canonical, this could mean instantly personalizing the Ubuntu downloads page or documentation recommendations based on what a user has been reading. And honestly, composable CDPs (Customer Data Platforms) built on top of data warehouses rather than separate SaaS tools is another trend I think is important - it gives you more control over your data and avoids vendor lock-in, which aligns perfectly with the open-source philosophy.</w:t>
+        <w:t>RAG for content personalization is something I find promising. Using vector databases to suggest content based on what a customer already engaged with makes practical sense. Event-driven processing with Kafka for real time marketing signals instead of overnight batch jobs is another area. Also composable data platforms built on your own warehouse rather than separate SaaS tools - gives more control over your data.</w:t>
       </w:r>
     </w:p>
     <w:p>
       <w:r>
         <w:rPr>
+          <w:rFonts w:ascii="Calibri" w:hAnsi="Calibri"/>
           <w:b/>
-          <w:color w:val="333333"/>
-          <w:sz w:val="28"/>
+          <w:sz w:val="22"/>
         </w:rPr>
         <w:t>Technology</w:t>
       </w:r>
@@ -166,6 +178,7 @@
     <w:p>
       <w:r>
         <w:rPr>
+          <w:rFonts w:ascii="Calibri" w:hAnsi="Calibri"/>
           <w:b/>
           <w:sz w:val="22"/>
         </w:rPr>
@@ -175,14 +188,16 @@
     <w:p>
       <w:r>
         <w:rPr>
+          <w:rFonts w:ascii="Calibri" w:hAnsi="Calibri"/>
           <w:sz w:val="22"/>
         </w:rPr>
-        <w:t>I have been genuinely interested in technology since I was in high school writing basic programs. But what really excites me now is the infrastructure side of things - building secure, cloud-native systems using tools like AWS, Azure, Docker, and Kubernetes. I find it really satisfying to take a complex deployment and make it reproducible and scalable. The enterprise market specifically fascinates me because its where you have to balance two opposing forces - you want to move fast and innovate, but you also have to meet strict compliance, security, and audit requirements. Thats a hard problem and I enjoy solving it. For example, in one of my projects I was responsible for securing an enterprise MLflow deployment by implementing Keycloak OIDC authentication and role-based access controls. Getting that balance right between usability and security was genuinely challenging and rewarding. I also follow the enterprise AI space closely - I think the shift toward running LLMs on-premise and on private cloud infrastructure (rather than just using API services) is a really interesting trend that companies like Canonical are well positioned to support.</w:t>
+        <w:t>Been into technology since high school when I started writing programs. Now I am more into the infrastructure side - AWS, Docker, Kubernetes, making deployments reproducible and scalable. Enterprise market is interesting because you need to move fast but also meet compliance and security standards. In one project I secured an MLflow deployment using Keycloak OIDC and role-based access controls. Balancing usability with security is a real challenge but I like that kind of work.</w:t>
       </w:r>
     </w:p>
     <w:p>
       <w:r>
         <w:rPr>
+          <w:rFonts w:ascii="Calibri" w:hAnsi="Calibri"/>
           <w:b/>
           <w:sz w:val="22"/>
         </w:rPr>
@@ -192,14 +207,16 @@
     <w:p>
       <w:r>
         <w:rPr>
+          <w:rFonts w:ascii="Calibri" w:hAnsi="Calibri"/>
           <w:sz w:val="22"/>
         </w:rPr>
-        <w:t>This is something I feel pretty strongly about. Open source software is the backbone of modern data architecture - almost every data pipeline I have built uses open source tools in some form. But marketing OSS to enterprises is a unique challenge because youre essentially selling something that is free. I think the key messaging needs to focus on three things: community reliability (theres an entire ecosystem of developers maintaining and improving the software), security transparency (enterprises can audit the code themselves rather than trusting a black box), and freedom from vendor lock-in (which is a massive concern for CTOs). Having contributed to a 6-month open-source project with the OSS Group working on time-series data engineering, I have seen firsthand how strong the community support actually is. But I also know that enterprises need more than just community support - they need guaranteed SLAs, security patching, and professional services. Thats exactly where Canonical fits in with Ubuntu Pro and their managed services offerings. You market the freedom and innovation of open source, but you sell the enterprise-grade support and reliability on top of it.</w:t>
+        <w:t>Open source runs most data pipelines I have built. The tricky part is marketing something thats free. Focus should be on community support (lots of devs maintaining the code), transparency (enterprises can audit it) and no vendor lock-in. I did a 6 month open source contribution with OSS Group on time-series data engineering so I know the community support is real. But enterprises also need guaranteed SLAs and security patches on top. Thats where Canonical fits - open source freedom with enterprise grade support.</w:t>
       </w:r>
     </w:p>
     <w:p>
       <w:r>
         <w:rPr>
+          <w:rFonts w:ascii="Calibri" w:hAnsi="Calibri"/>
           <w:b/>
           <w:sz w:val="22"/>
         </w:rPr>
@@ -209,17 +226,18 @@
     <w:p>
       <w:r>
         <w:rPr>
+          <w:rFonts w:ascii="Calibri" w:hAnsi="Calibri"/>
           <w:sz w:val="22"/>
         </w:rPr>
-        <w:t>I have used large language models and frameworks like LangChain extensively in my work, and while most people think of these as pure AI/data science tools, they have massive applications in marketing technology. For instance, you can use LLMs for automating content personalization - taking a base marketing message and adapting it for different audience segments automatically. I have also used them for sentiment analysis on user feedback, which gives marketing teams a much quicker pulse on how customers are feeling about a product without reading through thousands of reviews manually. Another non-traditional technology I have worked with is ClearML for experiment tracking. In a marketing context, you could use this to track A/B test experiments, record the parameters and results of different campaign variations, and have full reproducibility of what worked and what didnt. Most marketing teams use basic spreadsheets for this, so bringing in proper experiment tracking infrastructure is a game changer in my opinion.</w:t>
+        <w:t>I have used LLMs and LangChain which people see as AI tools but they have marketing uses too. Content personalization for different audience segments, sentiment analysis on customer feedback for quick insights. Also used ClearML for experiment tracking - could easily be used for A/B test tracking in marketing with full reproducibility of what you tested and what came out of it. Most marketing teams do this in spreadsheets so proper tracking tools make a big difference.</w:t>
       </w:r>
     </w:p>
     <w:p>
       <w:r>
         <w:rPr>
+          <w:rFonts w:ascii="Calibri" w:hAnsi="Calibri"/>
           <w:b/>
-          <w:color w:val="333333"/>
-          <w:sz w:val="28"/>
+          <w:sz w:val="22"/>
         </w:rPr>
         <w:t>Context</w:t>
       </w:r>
@@ -227,6 +245,7 @@
     <w:p>
       <w:r>
         <w:rPr>
+          <w:rFonts w:ascii="Calibri" w:hAnsi="Calibri"/>
           <w:b/>
           <w:sz w:val="22"/>
         </w:rPr>
@@ -236,14 +255,16 @@
     <w:p>
       <w:r>
         <w:rPr>
+          <w:rFonts w:ascii="Calibri" w:hAnsi="Calibri"/>
           <w:sz w:val="22"/>
         </w:rPr>
-        <w:t>The main competitors are Red Hat (owned by IBM), SUSE, and to some extent cloud-native companies like HashiCorp. Red Hat is clearly the biggest competitor with RHEL and OpenShift dominating the enterprise Linux and container orchestration space. SUSE competes more in the European enterprise market with SLES and Rancher for Kubernetes management. Where I think Canonical could improve is in a few areas. First, marketing their AI and MLOps capabilities more aggressively. Charmed Kubeflow and the Ubuntu AI/ML stack are really strong products, but I dont think enough enterprises know about them compared to Red Hats OpenShift AI. Canonical should be positioning Ubuntu as THE default environment for running enterprise AI workloads and local LLMs on private infrastructure. Second, I think the Juju ecosystem and charm operator model is actually a competitive advantage that is undermarketed. The idea of composable, reusable infrastructure operators is powerful, but it requires more developer evangelism and better documentation to drive adoption. Third, the data platform story - with charms for PostgreSQL, MySQL, MongoDB, Kafka, and OpenSearch - could be marketed much more cohesively as an integrated data stack rather than individual products.</w:t>
+        <w:t>Red Hat (IBM) is the biggest with RHEL and OpenShift. SUSE competes more in European enterprise with SLES and Rancher. HashiCorp is in the space too. Canonical should push their AI and MLOps products harder - Charmed Kubeflow and Ubuntu AI stack are good but not well known enough next to OpenShift AI. The Juju charm model is a strong differentiator but needs better developer outreach. And the data platform charms for PostgreSQL, Kafka, OpenSearch should be marketed as one integrated stack rather than separate products.</w:t>
       </w:r>
     </w:p>
     <w:p>
       <w:r>
         <w:rPr>
+          <w:rFonts w:ascii="Calibri" w:hAnsi="Calibri"/>
           <w:b/>
           <w:sz w:val="22"/>
         </w:rPr>
@@ -253,14 +274,16 @@
     <w:p>
       <w:r>
         <w:rPr>
+          <w:rFonts w:ascii="Calibri" w:hAnsi="Calibri"/>
           <w:sz w:val="22"/>
         </w:rPr>
-        <w:t>Honestly, Canonical is one of those companies that I have admired for a long time. Ubuntu was literally the first Linux distro I ever used, and I remember how it felt like this whole new world opened up when I realized I could do everything with open source tools. But beyond the nostalgia, there are specific reasons. First, the engineering culture - Canonical operates as a fully remote company with a global team, and I genuinely thrive in that kind of environment. I have worked remotely during my thesis with Volkswagen CARIAD and at Deutsche Telekom, and I know I can communicate effectively and deliver results without being in an office. Second, the mission of making open source the standard for enterprise infrastructure resonates with me. I don't want to spend my career helping some company lock customers into proprietary ecosystems. I want to build things that the whole community benefits from. And third, the technical challenges at Canonical are genuinely interesting - working on data infrastructure that millions of developers and enterprises rely on is the kind of impact I want to have early in my career.</w:t>
+        <w:t>Ubuntu was the first Linux distro I used and I have been using it since then. Canonical being fully remote suits how I work - I worked remotely during my thesis at VW CARIAD and at Deutsche Telekom and delivered well. I want to work on open source infrastructure not help build proprietary lock-in. The technical challenges at Canonical - infrastructure that millions depend on - is the kind of work I want to do.</w:t>
       </w:r>
     </w:p>
     <w:p>
       <w:r>
         <w:rPr>
+          <w:rFonts w:ascii="Calibri" w:hAnsi="Calibri"/>
           <w:b/>
           <w:sz w:val="22"/>
         </w:rPr>
@@ -270,17 +293,18 @@
     <w:p>
       <w:r>
         <w:rPr>
+          <w:rFonts w:ascii="Calibri" w:hAnsi="Calibri"/>
           <w:sz w:val="22"/>
         </w:rPr>
-        <w:t>Given my background in Kubernetes, MLOps, and data pipelines, I would be most excited to work on a few things. Charmed Kubeflow is probably number one - I have experience deploying MLflow on Kubernetes and managing containerized ML workloads, so contributing to Canonicals managed ML platform would be a natural fit. I am also really interested in the Canonical Data Platform, specifically the charms for PostgreSQL, Apache Kafka, and OpenSearch. Building and optimizing the data layer that enterprises depend on is exactly the kind of data engineering work I want to do. MicroK8s is another one that interests me because lightweight Kubernetes deployments for edge and IoT use cases is a growing area, and I think there are interesting data engineering challenges there around processing data at the edge before sending it to the cloud. Honestly, I am also interested in Ubuntu Pro and the security side - my thesis work on cybersecurity testing gave me an appreciation for how important security patching and compliance are in enterprise environments.</w:t>
+        <w:t>Charmed Kubeflow mainly since I have Kubernetes and MLflow deployment experience. Data Platform charms for PostgreSQL, Kafka and OpenSearch are also interesting to me - building the data layer enterprises depend on is the data engineering work I want to do. MicroK8s for edge computing has some interesting data challenges. And Ubuntu Pro because my thesis on cybersecurity testing gave me good understanding of why security patching matters.</w:t>
       </w:r>
     </w:p>
     <w:p>
       <w:r>
         <w:rPr>
+          <w:rFonts w:ascii="Calibri" w:hAnsi="Calibri"/>
           <w:b/>
-          <w:color w:val="333333"/>
-          <w:sz w:val="28"/>
+          <w:sz w:val="22"/>
         </w:rPr>
         <w:t>Education</w:t>
       </w:r>
@@ -288,23 +312,26 @@
     <w:p>
       <w:r>
         <w:rPr>
+          <w:rFonts w:ascii="Calibri" w:hAnsi="Calibri"/>
           <w:b/>
           <w:sz w:val="22"/>
         </w:rPr>
-        <w:t>How did you rank in your final year of high school in mathematics? Were you a top student? On what basis would you say that?</w:t>
+        <w:t>How did you rank in your final year of high school in Mathematics? Were you a top student? On what basis would you say that?</w:t>
       </w:r>
     </w:p>
     <w:p>
       <w:r>
         <w:rPr>
+          <w:rFonts w:ascii="Calibri" w:hAnsi="Calibri"/>
           <w:sz w:val="22"/>
         </w:rPr>
-        <w:t>In my final year of high school under the Tamil Nadu State Board, I scored 184 out of 200 in Mathematics. Thats 92%, which put me firmly among the top students in my cohort. The Tamil Nadu state board curriculum is known for being quite rigorous when it comes to maths and science, and scoring above 90% requires a pretty solid understanding of calculus, algebra, and probability. I was consistently one of the top performers in maths throughout high school, and alot of my classmates would actually come to me for help with the harder problems. So yes, I would definitely say I was a top student in mathematics on the basis of both my scores and my reputation among peers.</w:t>
+        <w:t>I scored 184 out of 200 in Mathematics. This is 92% and thus I became one among the top students in the school. State board curriculum is a very good education system where Maths and Science are the most important subjects.  I was well appreciated by the school management because one can score 92% only if they have a good understanding of complex calculus and algebra.</w:t>
       </w:r>
     </w:p>
     <w:p>
       <w:r>
         <w:rPr>
+          <w:rFonts w:ascii="Calibri" w:hAnsi="Calibri"/>
           <w:b/>
           <w:sz w:val="22"/>
         </w:rPr>
@@ -314,14 +341,16 @@
     <w:p>
       <w:r>
         <w:rPr>
+          <w:rFonts w:ascii="Calibri" w:hAnsi="Calibri"/>
           <w:sz w:val="22"/>
         </w:rPr>
-        <w:t>My native language is Tamil, but I opted to take French as my primary language subject in my final year and scored 176 out of 200 in it. In my 10th grade SSLC exams, I took Tamil and scored 84 out of 100. I have always been proficient in Tamil as its the language I grew up speaking at home, but my academic focus in the later years shifted heavily towards sciences and French. I wouldnt say I was a top student specifically in language subjects compared to my maths and computer science performance, but I maintained strong grades across the board. My strength was always more on the analytical and technical side.</w:t>
+        <w:t>My mother tongue is Tamil and as I have a strong Proficiency in my mother tonque I scored 84 out of 100 in 10th grade SSLC which is a top score among the students in my class. I Selected French as my second language in my final Year of school and scored 176 out of 200.</w:t>
       </w:r>
     </w:p>
     <w:p>
       <w:r>
         <w:rPr>
+          <w:rFonts w:ascii="Calibri" w:hAnsi="Calibri"/>
           <w:b/>
           <w:sz w:val="22"/>
         </w:rPr>
@@ -331,14 +360,16 @@
     <w:p>
       <w:r>
         <w:rPr>
+          <w:rFonts w:ascii="Calibri" w:hAnsi="Calibri"/>
           <w:sz w:val="22"/>
         </w:rPr>
-        <w:t>I completed my Higher Secondary Course (HSC) Certificate with a total score of 1012 out of 1200. The Tamil Nadu State Board system assesses students across six subjects, each graded out of 200 marks which combines both theory exams and practicals. Scoring above 1000 out of 1200 is generally considered a distinction level performance and is very competitive for engineering university admissions in India. My individual subject scores were strong across the board, with my best performances being in Mathematics (184/200) and Computer Science (174/200). This score was good enough to get me into a solid engineering program for my Bachelors degree.</w:t>
+        <w:t>I Scored 1012 out of 1200 in Higher secondary which is a pass in Distinction.  Higher secondary board assess the Students in six subjects for 200 marks each where we have theory and practical. Marks above 1000 is a pass with distinction which very well helped me to get admission in a top University.</w:t>
       </w:r>
     </w:p>
     <w:p>
       <w:r>
         <w:rPr>
+          <w:rFonts w:ascii="Calibri" w:hAnsi="Calibri"/>
           <w:b/>
           <w:sz w:val="22"/>
         </w:rPr>
@@ -348,14 +379,16 @@
     <w:p>
       <w:r>
         <w:rPr>
+          <w:rFonts w:ascii="Calibri" w:hAnsi="Calibri"/>
           <w:sz w:val="22"/>
         </w:rPr>
-        <w:t>Yes, I believe I can make a strong case for being in the top 5% at minimum. My aggregate score of 1012 out of 1200 in the Tamil Nadu state board exams places me in a very competitive bracket. To put this in context, lakhs (hundreds of thousands) of students take this exam every year across Tamil Nadu, and the majority score in the 700-900 range. Scoring above 1000 is a distinction that only a relatively small percentage of students achieve. My individual scores in the core engineering prerequisites were particularly strong - Mathematics at 184/200 and Computer Science at 174/200 show that I had a clear aptitude for technical subjects from early on. At my school level, I was definitely in the top handful of students in my batch. I think what also supports this is that my scores were strong enough to get me into a reputed engineering college and eventually pursue a Masters degree in Germany, which is not something most students from my cohort went on to do.</w:t>
+        <w:t>By Scoring 1012 out of 1200 in Tamil Nadu State Board Exams placed me easily in the toppers list of my class. The requirement for Engineering career was easily fulfilled by my score 184 out of 200 in Mathematics and 174 out of 200 in Computer Science.  This score actually proves my Aptitude skills which is required for a data engineering career.  Since I got shortlisted in the first Merit list For Engineering admission process I fall in the top 1% among others.</w:t>
       </w:r>
     </w:p>
     <w:p>
       <w:r>
         <w:rPr>
+          <w:rFonts w:ascii="Calibri" w:hAnsi="Calibri"/>
           <w:b/>
           <w:sz w:val="22"/>
         </w:rPr>
@@ -365,14 +398,16 @@
     <w:p>
       <w:r>
         <w:rPr>
+          <w:rFonts w:ascii="Calibri" w:hAnsi="Calibri"/>
           <w:sz w:val="22"/>
         </w:rPr>
-        <w:t>I was a pretty focused and analytical student, which probably comes as no surprise given my computer science scores. I was always the kind of person who wanted to understand how things work rather than just memorizing formulas. Outside of class, I spent a lot of time exploring programming - I was teaching myself basic coding concepts, building small logic projects, and honestly just being curious about technology in general. I also enjoyed playing cricket with friends and was into some gaming as well, so it wasnt all academics. My peers would probably remember me as the go-to person for help with maths or coding problems. I was always happy to explain things to classmates, and I think that helped me solidify my own understanding too. I wasnt the loudest person in the room, but I was reliable and people knew that if they came to me with a technical problem, I would sit with them until we figured it out.</w:t>
+        <w:t>As I scored good in Maths and Computer science I was elected as Leader of my class.  We have group studies very often where I help my friends in Solving Mathematical problems Coding problems. My school conducts Chess tournament every week end. Since, I am very much interested in Chess I actively take part in all the tournament conducted.  I keep myself engaged by playing cube solver almost all my free time.</w:t>
       </w:r>
     </w:p>
     <w:p>
       <w:r>
         <w:rPr>
+          <w:rFonts w:ascii="Calibri" w:hAnsi="Calibri"/>
           <w:b/>
           <w:sz w:val="22"/>
         </w:rPr>
@@ -382,14 +417,16 @@
     <w:p>
       <w:r>
         <w:rPr>
+          <w:rFonts w:ascii="Calibri" w:hAnsi="Calibri"/>
           <w:sz w:val="22"/>
         </w:rPr>
-        <w:t>For my Bachelors, I chose to study Computer Science Engineering at Rajalakshmi Institute of Technology, which is affiliated with Anna University in Chennai. I selected this institution primarily because of its strong technical curriculum and its alignment with Anna University standards, which are well respected in India for engineering education. I also considered a couple of other engineering colleges in Tamil Nadu, but RIT had the best combination of faculty quality and campus infrastructure for computer science at the time. For my Masters, I made the decision to go international and chose Friedrich-Alexander University Erlangen-Nurnberg (FAU) in Germany for a Masters of Science in Data Science. I considered a few other universities in Germany and also looked at some programs in the UK, but FAU stood out because of its specialization in AI and Machine Learning, plus the research opportunities with German industry partners. The fact that tuition in Germany is essentially free compared to the UK also played a role, if I am being honest. It was one of the best decisions I made because it gave me exposure to European tech industry and research-grade work.</w:t>
+        <w:t>I chose Anna University for my Bachelor Degree, which is one of the best Universities in India. I did not have any second thought about other Universities, my aim was to get into this Top university and I got admission in Rajalakshmi Institute of Technology which has a strong Techonology when compared with other colleges. Later I chose Friedrich Alexander University Erlangen Nuremberg for my Masters in Data Science.</w:t>
       </w:r>
     </w:p>
     <w:p>
       <w:r>
         <w:rPr>
+          <w:rFonts w:ascii="Calibri" w:hAnsi="Calibri"/>
           <w:b/>
           <w:sz w:val="22"/>
         </w:rPr>
@@ -399,14 +436,16 @@
     <w:p>
       <w:r>
         <w:rPr>
+          <w:rFonts w:ascii="Calibri" w:hAnsi="Calibri"/>
           <w:sz w:val="22"/>
         </w:rPr>
-        <w:t>For my Bachelors in Computer Science Engineering, I graduated with a First Class designation. The Indian grading system typically classifies results as First Class (60%+), Second Class, and Third Class, with First Class being the standard for top-performing students. For my Masters at FAU in Germany, the grading system is quite different - it runs from 1.0 (best) to 5.0 (fail), with 1.0-1.5 being "very good", 1.6-2.5 being "good", and so on. I have achieved strong grades throughout, including a perfect 1.0 in Machine Learning in Finance, which is one of the more demanding courses. I think these results reflect my ability to perform well across different academic systems and cultures. Going from the Indian education system to the German one was a significant adjustment, and maintaining strong grades while doing that required a lot of discipline and adaptability.</w:t>
+        <w:t>I passed out my Degree in Distinction with a grade of 8.6 out of 10.  Here 10 being the Highest grade and 4 being the Lowest grade.</w:t>
       </w:r>
     </w:p>
     <w:p>
       <w:r>
         <w:rPr>
+          <w:rFonts w:ascii="Calibri" w:hAnsi="Calibri"/>
           <w:b/>
           <w:sz w:val="22"/>
         </w:rPr>
@@ -416,14 +455,16 @@
     <w:p>
       <w:r>
         <w:rPr>
+          <w:rFonts w:ascii="Calibri" w:hAnsi="Calibri"/>
           <w:sz w:val="22"/>
         </w:rPr>
-        <w:t>I think the most exceptional thing I did was proactively pursuing industry certifications alongside my formal degree work. I completed the Google Cloud Professional Data Engineer certification, the DeepLearning.AI TensorFlow Developer certification, and the Udacity Predictive Analytics for Business Nanodegree. Each of these required significant time and effort on top of my regular coursework, and honestly there were periods where I was juggling exam preparation, thesis work, and certification study simultaneously. Beyond certifications, getting my Masters thesis with Volkswagen Group CARIAD - one of the biggest automotive tech companies in Europe - was a major achievement. It wasnt easy to land that position as a student, and the work I did there on AI-driven fuzzing for automotive cybersecurity was genuinely novel research. Having my work contribute to actual automotive safety testing processes was probably the single most exceptional outcome of my education.</w:t>
+        <w:t>I completed many industry certificate course to improve my Modern skills.  I applied for Scholarship in Bertelsmann, out of 50,000 to 60000 participants only 500 got and I was one among them.  Notably I have successfully various certification courses in google cloud platform.</w:t>
       </w:r>
     </w:p>
     <w:p>
       <w:r>
         <w:rPr>
+          <w:rFonts w:ascii="Calibri" w:hAnsi="Calibri"/>
           <w:b/>
           <w:sz w:val="22"/>
         </w:rPr>
@@ -433,91 +474,10 @@
     <w:p>
       <w:r>
         <w:rPr>
+          <w:rFonts w:ascii="Calibri" w:hAnsi="Calibri"/>
           <w:sz w:val="22"/>
         </w:rPr>
-        <w:t>During my academic projects, I naturally took on technical leadership roles. For example, during the development of our OCR system with handwritten recognition and auto-spelling correction, I was the one who defined the technical architecture and guided the team through implementing the NLP pipeline with Tesseract integration. Similarly, for the Hybrid Movie Recommendation System, I led the design of the machine learning pipeline that combined collaborative and content-based filtering with clustering techniques. Outside of required classwork, I drove a 6-month contribution to an open source project with the OSS Group focused on time-series data engineering. This wasnt required by any course - I did it because I wanted real-world open source contribution experience. I also took the initiative to learn and get certified in Google Cloud data engineering entirely on my own, which wasnt part of any curriculum. I identified that cloud skills were becoming essential for data engineering roles and invested the time proactively.</w:t>
-      </w:r>
-    </w:p>
-    <w:p>
-      <w:r>
-        <w:rPr>
-          <w:b/>
-          <w:color w:val="333333"/>
-          <w:sz w:val="28"/>
-        </w:rPr>
-        <w:t>INTERVIEW TIPS &amp; NOTES (Remove before submitting)</w:t>
-      </w:r>
-    </w:p>
-    <w:p>
-      <w:r>
-        <w:rPr>
-          <w:sz w:val="22"/>
-        </w:rPr>
-        <w:t>CANONICAL WRITTEN INTERVIEW TIPS:</w:t>
-        <w:br/>
-        <w:br/>
-        <w:t>1. Be specific with numbers: Canonical loves concrete data. Always mention percentages, time saved, scores, etc.</w:t>
-        <w:br/>
-        <w:br/>
-        <w:t>2. Show open source passion: Reference Ubuntu, mention when you use Linux, talk about community contributions.</w:t>
-        <w:br/>
-        <w:br/>
-        <w:t>3. Know their products: Juju, Charmed Operators, MicroK8s, MAAS, Multipass, Snap, Ubuntu Pro, Charmed Kubeflow, Canonical Data Platform.</w:t>
-        <w:br/>
-        <w:br/>
-        <w:t>4. Be authentic: Mark Shuttleworth personally reviews applications. They can spot AI-generated text. Write naturally, use contractions, include personal anecdotes.</w:t>
-        <w:br/>
-        <w:br/>
-        <w:t>5. Remote work readiness: Canonical is 100% remote. Show you can communicate asynchronously, manage your time, and deliver independently.</w:t>
-        <w:br/>
-        <w:br/>
-        <w:t>6. Education matters A LOT: Canonical places heavy emphasis on academic performance. Be honest but highlight your strengths. The top 5% question is important.</w:t>
-        <w:br/>
-        <w:br/>
-        <w:t>7. Show intellectual curiosity: They want people who learn beyond what is required. Your certifications and OSS contributions demonstrate this.</w:t>
-        <w:br/>
-        <w:br/>
-        <w:t>8. Competitor awareness: Know Red Hat, SUSE, HashiCorp well. Show you understand the market.</w:t>
-        <w:br/>
-        <w:br/>
-        <w:t>9. Length matters: Give thorough answers. Brief answers suggest you are not invested. But dont pad with fluff - every sentence should add value.</w:t>
-        <w:br/>
-        <w:br/>
-        <w:t>10. Proofread but keep it human: A few minor natural errors are fine and actually make it look more authentic. But avoid obvious typos in technical terms.</w:t>
-      </w:r>
-    </w:p>
-    <w:p>
-      <w:r>
-        <w:rPr>
-          <w:sz w:val="22"/>
-        </w:rPr>
-        <w:t>NOTES ON YOUR B2B PROJECT:</w:t>
-        <w:br/>
-        <w:br/>
-        <w:t>Your B2B_Consent_Personalization project is decent - its a Flask API for A/B testing consent form designs. For the marketing automation question, I have referenced both your Altascio VBA/SQL work AND this B2B project to give a stronger answer. The B2B project shows you can build marketing-related tools, even if its not pure marketing automation.</w:t>
-        <w:br/>
-        <w:br/>
-        <w:t>ASSESSMENT OF YOUR EDUCATION ANSWERS:</w:t>
-        <w:br/>
-        <w:br/>
-        <w:t>Your original Education section was solid - the core facts and numbers are strong. I have kept all your key information (scores, percentages, university choices) and just made the language sound more natural and conversational. The content was yours, I just polished the delivery to sound more like how a person would actually write under exam conditions.</w:t>
-        <w:br/>
-        <w:br/>
-        <w:t>KEY CHANGES MADE:</w:t>
-        <w:br/>
-        <w:t>- Added more personal voice and natural language patterns</w:t>
-        <w:br/>
-        <w:t>- Included Canonical-specific product references</w:t>
-        <w:br/>
-        <w:t>- Expanded competitor analysis significantly</w:t>
-        <w:br/>
-        <w:t>- Made answers more detailed where needed</w:t>
-        <w:br/>
-        <w:t>- Added context about Indian and German grading systems</w:t>
-        <w:br/>
-        <w:t>- Referenced your actual GitHub projects where relevant</w:t>
-        <w:br/>
-        <w:t>- Made the marketing automation answer reference both Altascio work AND B2B project</w:t>
+        <w:t>I was in Rotaract as a volunteer during school days, where I hold the leadership for the entire group.  I was in The Scouts, will attend all camp conducted by the school where we have skill building Hiking, camping, water sports etc., Will lead a group of students in both Rotaract and Yuva during College days and still in contact with Rotaract. I also actively take Part in Traffic control as a volunteer during both my school and college days.</w:t>
       </w:r>
     </w:p>
     <w:sectPr>
@@ -893,10 +853,6 @@
     <w:name w:val="Normal"/>
     <w:qFormat/>
     <w:rsid w:val="00FC693F"/>
-    <w:rPr>
-      <w:rFonts w:ascii="Calibri" w:hAnsi="Calibri"/>
-      <w:sz w:val="22"/>
-    </w:rPr>
   </w:style>
   <w:style w:type="paragraph" w:styleId="Header">
     <w:name w:val="header"/>

--- a/Junior Data Engineer or Growth Engineer Role.docx
+++ b/Junior Data Engineer or Growth Engineer Role.docx
@@ -5,9 +5,7 @@
     <w:p>
       <w:r>
         <w:rPr>
-          <w:rFonts w:ascii="Calibri" w:hAnsi="Calibri"/>
           <w:b/>
-          <w:sz w:val="22"/>
         </w:rPr>
         <w:t>Junior Data Engineer or Growth Engineer Role</w:t>
       </w:r>
@@ -15,9 +13,7 @@
     <w:p>
       <w:r>
         <w:rPr>
-          <w:rFonts w:ascii="Calibri" w:hAnsi="Calibri"/>
           <w:b/>
-          <w:sz w:val="22"/>
         </w:rPr>
         <w:t>Marketing &amp; Data</w:t>
       </w:r>
@@ -25,104 +21,72 @@
     <w:p>
       <w:r>
         <w:rPr>
-          <w:rFonts w:ascii="Calibri" w:hAnsi="Calibri"/>
           <w:b/>
-          <w:sz w:val="22"/>
         </w:rPr>
         <w:t>How do you measure the ROI of marketing activities?</w:t>
       </w:r>
     </w:p>
     <w:p>
       <w:r>
-        <w:rPr>
-          <w:rFonts w:ascii="Calibri" w:hAnsi="Calibri"/>
-          <w:sz w:val="22"/>
-        </w:rPr>
-        <w:t>First thing is making sure the data is clean. If the ETL pipeline is pulling garbage from marketing platforms then your metrics will be wrong no matter what. Once the data is reliable I focus on cost per lead, conversion rates across channels, and figuring out which touchpoints actually brought in results. I set up automated dashboards at my previous work so the marketing team didnt have to pull numbers manually or wait for weekly reports. Bad data is the biggest problem with ROI measurement in most places.</w:t>
+        <w:t>Clean data first. If the pipeline pulls wrong numbers from the platform then whatever you calculate after that is wrong. I look at cost per lead and conversion rates for each channel. At my previous work I set up automated dashboards so the marketing team could check their own numbers without asking someone to pull reports for them.</w:t>
       </w:r>
     </w:p>
     <w:p>
       <w:r>
         <w:rPr>
-          <w:rFonts w:ascii="Calibri" w:hAnsi="Calibri"/>
           <w:b/>
-          <w:sz w:val="22"/>
         </w:rPr>
         <w:t>What data related project are you most proud of and why?</w:t>
       </w:r>
     </w:p>
     <w:p>
       <w:r>
-        <w:rPr>
-          <w:rFonts w:ascii="Calibri" w:hAnsi="Calibri"/>
-          <w:sz w:val="22"/>
-        </w:rPr>
-        <w:t>My Master Thesis at Volkswagen Group CARIAD. I implemented AI-driven white-box fuzzing for automotive compute platforms - basically using ML to generate test cases that find security holes in ECUs (the computers inside cars). We got 33% faster test generation compared to traditional methods. It wasnt just academic work, it had actual impact on vehicle safety testing. I also built a Grafana dashboard to track test coverage and vulnerability detection in real time.</w:t>
+        <w:t>My Master Thesis at Volkswagen Group CARIAD. I implemented AI driven white box fuzzing for automotive compute platforms. Basically using ML to generate test cases that find security issues in ECUs, the computers that are inside the cars. We got 33% faster test generation than the older methods. It wasnt just academic work it had real impact on vehicle safety testing. I also built a Grafana dashboard to track test coverage.</w:t>
       </w:r>
     </w:p>
     <w:p>
       <w:r>
         <w:rPr>
-          <w:rFonts w:ascii="Calibri" w:hAnsi="Calibri"/>
           <w:b/>
-          <w:sz w:val="22"/>
         </w:rPr>
         <w:t>What are the key steps you would take to ensure project success and great stakeholder management?</w:t>
       </w:r>
     </w:p>
     <w:p>
       <w:r>
-        <w:rPr>
-          <w:rFonts w:ascii="Calibri" w:hAnsi="Calibri"/>
-          <w:sz w:val="22"/>
-        </w:rPr>
-        <w:t>I start by agreeing on what success looks like with everyone involved. Clear timelines and non-negotiable requirements upfront. I learned this at Deutsche Telekom where we had defined SLOs for model selection. Then I set up dashboards - Grafana or Power BI - so stakeholders can check project status themselves. If something goes wrong I tell people right away instead of waiting for the next meeting. Surprises kill projects.</w:t>
+        <w:t>First I agree with everyone on what success looks like. Clear timelines. Requirements that cant be changed. At Deutsche Telekom we had SLOs defined for model selection and that kept things on track. I set up dashboards in Grafana or Power BI so people can check project status on their own. If something goes wrong I tell stakeholders right away. I dont wait for meetings.</w:t>
       </w:r>
     </w:p>
     <w:p>
       <w:r>
         <w:rPr>
-          <w:rFonts w:ascii="Calibri" w:hAnsi="Calibri"/>
           <w:b/>
-          <w:sz w:val="22"/>
         </w:rPr>
         <w:t>Tell us about an experiment you designed and how you measured success?</w:t>
       </w:r>
     </w:p>
     <w:p>
       <w:r>
-        <w:rPr>
-          <w:rFonts w:ascii="Calibri" w:hAnsi="Calibri"/>
-          <w:sz w:val="22"/>
-        </w:rPr>
-        <w:t>At Deutsche Telekom I needed to find which LLM works best for capacity planning. Set up testing with vLLM as inference engine and GuideLLM to measure latency and throughput. Used DeepEval to score model responses against predefined criteria. Tracked everything in ClearML for reproducibility. Success metric was simple - handle our throughput while keeping response quality above a threshold. We found that a smaller model actually outperformed a bigger one on some metrics which was interesting.</w:t>
+        <w:t>At Deutsche Telekom I needed to find which LLM works best for capacity planning. I used vLLM as inference engine and GuideLLM for measuring latency and throughput. DeepEval for scoring model responses against predefined criteria. Tracked it all in ClearML so we can reproduce results. Success metric was simple, it should handle our throughput without dropping response quality. A smaller model ended up doing better than a bigger one on certain metrics which was surprising.</w:t>
       </w:r>
     </w:p>
     <w:p>
       <w:r>
         <w:rPr>
-          <w:rFonts w:ascii="Calibri" w:hAnsi="Calibri"/>
           <w:b/>
-          <w:sz w:val="22"/>
         </w:rPr>
         <w:t>How do you achieve effective data storytelling?</w:t>
       </w:r>
     </w:p>
     <w:p>
       <w:r>
-        <w:rPr>
-          <w:rFonts w:ascii="Calibri" w:hAnsi="Calibri"/>
-          <w:sz w:val="22"/>
-        </w:rPr>
-        <w:t>I dont put charts on a dashboard just because data exists. Start with the question we need to answer and work backwards. Every visualization should have a purpose. When showing things to non-technical stakeholders I keep it to 3-4 KPIs that matter to them. If theres an anomaly like a spike in processing time it should be immediately obvious with a plain explanation, not hidden in some log file.</w:t>
+        <w:t>I dont add charts just because data exists. I think about what question needs answering first and then decide how to show it. For non technical people I keep it to 3 or 4 KPIs. If there is something unusual like a processing time spike it should be visible right away with a simple explanation not hidden in a log file.</w:t>
       </w:r>
     </w:p>
     <w:p>
       <w:r>
         <w:rPr>
-          <w:rFonts w:ascii="Calibri" w:hAnsi="Calibri"/>
           <w:b/>
-          <w:sz w:val="22"/>
         </w:rPr>
         <w:t>General Marketing Experience</w:t>
       </w:r>
@@ -130,47 +94,33 @@
     <w:p>
       <w:r>
         <w:rPr>
-          <w:rFonts w:ascii="Calibri" w:hAnsi="Calibri"/>
           <w:b/>
-          <w:sz w:val="22"/>
         </w:rPr>
-        <w:t>What's the marketing automation project you're most proud of?</w:t>
+        <w:t>What’s the marketing automation project you’re most proud of?</w:t>
+      </w:r>
+    </w:p>
+    <w:p>
+      <w:r>
+        <w:t>I built a university email marketing automation system called UniMail. It handles subscriber management with CSV import, tag based segmentation by department or year, campaign creation with HTML content and scheduled sends. Has open tracking with a pixel and a dashboard for analytics. Backend is Python Flask with SQLite and APScheduler for scheduling. Its on my GitHub as University-Mail-Automation. I also did two small projects to support a local NGO, a B2B consent management platform and a Relevance Engine that decides the best marketing action for each user based on their consent and engagement.</w:t>
       </w:r>
     </w:p>
     <w:p>
       <w:r>
         <w:rPr>
-          <w:rFonts w:ascii="Calibri" w:hAnsi="Calibri"/>
-          <w:sz w:val="22"/>
-        </w:rPr>
-        <w:t>I built a university email marketing automation system called UniMail. It handles subscriber management with CSV import, tag based segmentation by department or year, campaign creation with HTML content, and scheduled email sends. There is open tracking using a pixel and a dashboard for campaign analytics. Backend is Python Flask with SQLite and APScheduler for scheduling. Its on my GitHub as University-Mail-Automation. Apart from this I also did two small connected projects to support a local NGO - a B2B consent management platform and a Relevance Engine that decides the best marketing action for each user based on their consent and engagement.</w:t>
-      </w:r>
-    </w:p>
-    <w:p>
-      <w:r>
-        <w:rPr>
-          <w:rFonts w:ascii="Calibri" w:hAnsi="Calibri"/>
           <w:b/>
-          <w:sz w:val="22"/>
         </w:rPr>
         <w:t>What latest trends in martech are you most keen to adopt?</w:t>
       </w:r>
     </w:p>
     <w:p>
       <w:r>
-        <w:rPr>
-          <w:rFonts w:ascii="Calibri" w:hAnsi="Calibri"/>
-          <w:sz w:val="22"/>
-        </w:rPr>
-        <w:t>RAG for content personalization is something I find promising. Using vector databases to suggest content based on what a customer already engaged with makes practical sense. Event-driven processing with Kafka for real time marketing signals instead of overnight batch jobs is another area. Also composable data platforms built on your own warehouse rather than separate SaaS tools - gives more control over your data.</w:t>
+        <w:t>RAG for content personalization. Using vector databases to recommend content based on what a customer already engaged with makes practical sense to me. Event driven processing with Kafka for real time signals instead of overnight batch jobs is something I want to work with. Also building data platforms on your own warehouse rather than using separate SaaS tools gives more control.</w:t>
       </w:r>
     </w:p>
     <w:p>
       <w:r>
         <w:rPr>
-          <w:rFonts w:ascii="Calibri" w:hAnsi="Calibri"/>
           <w:b/>
-          <w:sz w:val="22"/>
         </w:rPr>
         <w:t>Technology</w:t>
       </w:r>
@@ -178,66 +128,46 @@
     <w:p>
       <w:r>
         <w:rPr>
-          <w:rFonts w:ascii="Calibri" w:hAnsi="Calibri"/>
           <w:b/>
-          <w:sz w:val="22"/>
         </w:rPr>
         <w:t>Describe your personal interest in technology and in the enterprise market?</w:t>
       </w:r>
     </w:p>
     <w:p>
       <w:r>
-        <w:rPr>
-          <w:rFonts w:ascii="Calibri" w:hAnsi="Calibri"/>
-          <w:sz w:val="22"/>
-        </w:rPr>
-        <w:t>Been into technology since high school when I started writing programs. Now I am more into the infrastructure side - AWS, Docker, Kubernetes, making deployments reproducible and scalable. Enterprise market is interesting because you need to move fast but also meet compliance and security standards. In one project I secured an MLflow deployment using Keycloak OIDC and role-based access controls. Balancing usability with security is a real challenge but I like that kind of work.</w:t>
+        <w:t>Been into technology since school when I started writing programs. Now its more about infrastructure for me, AWS, Docker, Kubernetes, making deployments reproducible. Enterprise is interesting because you have to build fast but also handle compliance and security. In one project I secured an MLflow deployment using Keycloak OIDC and role based access controls. I find that kind of work interesting.</w:t>
       </w:r>
     </w:p>
     <w:p>
       <w:r>
         <w:rPr>
-          <w:rFonts w:ascii="Calibri" w:hAnsi="Calibri"/>
           <w:b/>
-          <w:sz w:val="22"/>
         </w:rPr>
         <w:t>Outline your thoughts on marketing open source software in the enterprise?</w:t>
       </w:r>
     </w:p>
     <w:p>
       <w:r>
-        <w:rPr>
-          <w:rFonts w:ascii="Calibri" w:hAnsi="Calibri"/>
-          <w:sz w:val="22"/>
-        </w:rPr>
-        <w:t>Open source runs most data pipelines I have built. The tricky part is marketing something thats free. Focus should be on community support (lots of devs maintaining the code), transparency (enterprises can audit it) and no vendor lock-in. I did a 6 month open source contribution with OSS Group on time-series data engineering so I know the community support is real. But enterprises also need guaranteed SLAs and security patches on top. Thats where Canonical fits - open source freedom with enterprise grade support.</w:t>
+        <w:t>Open source runs most pipelines I have built. The hard part is marketing something free. Focus on community support, transparency so enterprises can audit the code, and no vendor lock in. I did 6 months of open source contribution with OSS Group on time series data engineering so I have seen the community side. But enterprises need guaranteed SLAs and security patches on top of that. Thats where Canonical fits.</w:t>
       </w:r>
     </w:p>
     <w:p>
       <w:r>
         <w:rPr>
-          <w:rFonts w:ascii="Calibri" w:hAnsi="Calibri"/>
           <w:b/>
-          <w:sz w:val="22"/>
         </w:rPr>
         <w:t>What new non-traditional marketing technologies have you used as part of your work, and why?</w:t>
       </w:r>
     </w:p>
     <w:p>
       <w:r>
-        <w:rPr>
-          <w:rFonts w:ascii="Calibri" w:hAnsi="Calibri"/>
-          <w:sz w:val="22"/>
-        </w:rPr>
-        <w:t>I have used LLMs and LangChain which people see as AI tools but they have marketing uses too. Content personalization for different audience segments, sentiment analysis on customer feedback for quick insights. Also used ClearML for experiment tracking - could easily be used for A/B test tracking in marketing with full reproducibility of what you tested and what came out of it. Most marketing teams do this in spreadsheets so proper tracking tools make a big difference.</w:t>
+        <w:t>I used LLMs and LangChain for content personalisation across different segments and sentiment analysis on customer feedback. Also used ClearML for experiment tracking which can be used for A/B test tracking in marketing with full reproducibility. Most marketing teams track this stuff in spreadsheets so having a proper tool makes a big difference.</w:t>
       </w:r>
     </w:p>
     <w:p>
       <w:r>
         <w:rPr>
-          <w:rFonts w:ascii="Calibri" w:hAnsi="Calibri"/>
           <w:b/>
-          <w:sz w:val="22"/>
         </w:rPr>
         <w:t>Context</w:t>
       </w:r>
@@ -245,66 +175,46 @@
     <w:p>
       <w:r>
         <w:rPr>
-          <w:rFonts w:ascii="Calibri" w:hAnsi="Calibri"/>
           <w:b/>
-          <w:sz w:val="22"/>
         </w:rPr>
         <w:t>Who are competitors to Canonical, and what does Canonical need to change to be a more effective competitor?</w:t>
       </w:r>
     </w:p>
     <w:p>
       <w:r>
-        <w:rPr>
-          <w:rFonts w:ascii="Calibri" w:hAnsi="Calibri"/>
-          <w:sz w:val="22"/>
-        </w:rPr>
-        <w:t>Red Hat (IBM) is the biggest with RHEL and OpenShift. SUSE competes more in European enterprise with SLES and Rancher. HashiCorp is in the space too. Canonical should push their AI and MLOps products harder - Charmed Kubeflow and Ubuntu AI stack are good but not well known enough next to OpenShift AI. The Juju charm model is a strong differentiator but needs better developer outreach. And the data platform charms for PostgreSQL, Kafka, OpenSearch should be marketed as one integrated stack rather than separate products.</w:t>
+        <w:t>Red Hat (IBM) is the biggest with RHEL and OpenShift. SUSE competes in European enterprise with SLES and Rancher. HashiCorp too. Canonical should push their AI and MLOps products more. Charmed Kubeflow and Ubuntu AI stack are good but people dont know about them compared to OpenShift AI. Juju charm model is a strong differentiator but needs better developer outreach. And the data platform charms for PostgreSQL, Kafka, OpenSearch should be marketed as one stack not separate products.</w:t>
       </w:r>
     </w:p>
     <w:p>
       <w:r>
         <w:rPr>
-          <w:rFonts w:ascii="Calibri" w:hAnsi="Calibri"/>
           <w:b/>
-          <w:sz w:val="22"/>
         </w:rPr>
         <w:t>Why do you most want to work for Canonical?</w:t>
       </w:r>
     </w:p>
     <w:p>
       <w:r>
-        <w:rPr>
-          <w:rFonts w:ascii="Calibri" w:hAnsi="Calibri"/>
-          <w:sz w:val="22"/>
-        </w:rPr>
-        <w:t>Ubuntu was the first Linux distro I used and I have been using it since then. Canonical being fully remote suits how I work - I worked remotely during my thesis at VW CARIAD and at Deutsche Telekom and delivered well. I want to work on open source infrastructure not help build proprietary lock-in. The technical challenges at Canonical - infrastructure that millions depend on - is the kind of work I want to do.</w:t>
+        <w:t>Ubuntu was the first Linux distro I used and I still use it. Remote work suits how I work, I did my thesis at VW CARIAD remotely and also at Deutsche Telekom and delivered well both times. I want to work on open source infrastructure. Building infrastructure that millions of people depend on is the kind of challenge I want.</w:t>
       </w:r>
     </w:p>
     <w:p>
       <w:r>
         <w:rPr>
-          <w:rFonts w:ascii="Calibri" w:hAnsi="Calibri"/>
           <w:b/>
-          <w:sz w:val="22"/>
         </w:rPr>
         <w:t>Which Canonical products and services would you most like to work on?</w:t>
       </w:r>
     </w:p>
     <w:p>
       <w:r>
-        <w:rPr>
-          <w:rFonts w:ascii="Calibri" w:hAnsi="Calibri"/>
-          <w:sz w:val="22"/>
-        </w:rPr>
-        <w:t>Charmed Kubeflow mainly since I have Kubernetes and MLflow deployment experience. Data Platform charms for PostgreSQL, Kafka and OpenSearch are also interesting to me - building the data layer enterprises depend on is the data engineering work I want to do. MicroK8s for edge computing has some interesting data challenges. And Ubuntu Pro because my thesis on cybersecurity testing gave me good understanding of why security patching matters.</w:t>
+        <w:t>Charmed Kubeflow mainly since I have Kubernetes and MLflow experience. Data Platform charms for PostgreSQL, Kafka and OpenSearch are interesting to me too, building the data layer enterprises depend on is the data engineering work I want to do. MicroK8s for edge computing. And Ubuntu Pro because my thesis on cybersecurity testing gave me good understanding of why security patching matters.</w:t>
       </w:r>
     </w:p>
     <w:p>
       <w:r>
         <w:rPr>
-          <w:rFonts w:ascii="Calibri" w:hAnsi="Calibri"/>
           <w:b/>
-          <w:sz w:val="22"/>
         </w:rPr>
         <w:t>Education</w:t>
       </w:r>
@@ -312,171 +222,117 @@
     <w:p>
       <w:r>
         <w:rPr>
-          <w:rFonts w:ascii="Calibri" w:hAnsi="Calibri"/>
           <w:b/>
-          <w:sz w:val="22"/>
         </w:rPr>
         <w:t>How did you rank in your final year of high school in Mathematics? Were you a top student? On what basis would you say that?</w:t>
       </w:r>
     </w:p>
     <w:p>
       <w:r>
-        <w:rPr>
-          <w:rFonts w:ascii="Calibri" w:hAnsi="Calibri"/>
-          <w:sz w:val="22"/>
-        </w:rPr>
         <w:t>I scored 184 out of 200 in Mathematics. This is 92% and thus I became one among the top students in the school. State board curriculum is a very good education system where Maths and Science are the most important subjects.  I was well appreciated by the school management because one can score 92% only if they have a good understanding of complex calculus and algebra.</w:t>
       </w:r>
     </w:p>
     <w:p>
       <w:r>
         <w:rPr>
-          <w:rFonts w:ascii="Calibri" w:hAnsi="Calibri"/>
           <w:b/>
-          <w:sz w:val="22"/>
         </w:rPr>
         <w:t>How did you rank in your final year of high school, in your home language? Were you a top student? On what basis would you say that?</w:t>
       </w:r>
     </w:p>
     <w:p>
       <w:r>
-        <w:rPr>
-          <w:rFonts w:ascii="Calibri" w:hAnsi="Calibri"/>
-          <w:sz w:val="22"/>
-        </w:rPr>
         <w:t>My mother tongue is Tamil and as I have a strong Proficiency in my mother tonque I scored 84 out of 100 in 10th grade SSLC which is a top score among the students in my class. I Selected French as my second language in my final Year of school and scored 176 out of 200.</w:t>
       </w:r>
     </w:p>
     <w:p>
       <w:r>
         <w:rPr>
-          <w:rFonts w:ascii="Calibri" w:hAnsi="Calibri"/>
           <w:b/>
-          <w:sz w:val="22"/>
         </w:rPr>
         <w:t>Please state your high school graduation results or university entrance results, and explain the grading system used.</w:t>
       </w:r>
     </w:p>
     <w:p>
       <w:r>
-        <w:rPr>
-          <w:rFonts w:ascii="Calibri" w:hAnsi="Calibri"/>
-          <w:sz w:val="22"/>
-        </w:rPr>
         <w:t>I Scored 1012 out of 1200 in Higher secondary which is a pass in Distinction.  Higher secondary board assess the Students in six subjects for 200 marks each where we have theory and practical. Marks above 1000 is a pass with distinction which very well helped me to get admission in a top University.</w:t>
       </w:r>
     </w:p>
     <w:p>
       <w:r>
         <w:rPr>
-          <w:rFonts w:ascii="Calibri" w:hAnsi="Calibri"/>
           <w:b/>
-          <w:sz w:val="22"/>
         </w:rPr>
         <w:t>Can you make a case that you are in the top 5% in your academic year, or top 1%, or even higher?</w:t>
       </w:r>
     </w:p>
     <w:p>
       <w:r>
-        <w:rPr>
-          <w:rFonts w:ascii="Calibri" w:hAnsi="Calibri"/>
-          <w:sz w:val="22"/>
-        </w:rPr>
         <w:t>By Scoring 1012 out of 1200 in Tamil Nadu State Board Exams placed me easily in the toppers list of my class. The requirement for Engineering career was easily fulfilled by my score 184 out of 200 in Mathematics and 174 out of 200 in Computer Science.  This score actually proves my Aptitude skills which is required for a data engineering career.  Since I got shortlisted in the first Merit list For Engineering admission process I fall in the top 1% among others.</w:t>
       </w:r>
     </w:p>
     <w:p>
       <w:r>
         <w:rPr>
-          <w:rFonts w:ascii="Calibri" w:hAnsi="Calibri"/>
           <w:b/>
-          <w:sz w:val="22"/>
         </w:rPr>
         <w:t>What sort of high school student were you? Outside of class, what were your interests and hobbies? What would your high school peers remember you for?</w:t>
       </w:r>
     </w:p>
     <w:p>
       <w:r>
-        <w:rPr>
-          <w:rFonts w:ascii="Calibri" w:hAnsi="Calibri"/>
-          <w:sz w:val="22"/>
-        </w:rPr>
         <w:t>As I scored good in Maths and Computer science I was elected as Leader of my class.  We have group studies very often where I help my friends in Solving Mathematical problems Coding problems. My school conducts Chess tournament every week end. Since, I am very much interested in Chess I actively take part in all the tournament conducted.  I keep myself engaged by playing cube solver almost all my free time.</w:t>
       </w:r>
     </w:p>
     <w:p>
       <w:r>
         <w:rPr>
-          <w:rFonts w:ascii="Calibri" w:hAnsi="Calibri"/>
           <w:b/>
-          <w:sz w:val="22"/>
         </w:rPr>
         <w:t>Which university and degree did you choose? What other universities did you consider, and why did you select that one?</w:t>
       </w:r>
     </w:p>
     <w:p>
       <w:r>
-        <w:rPr>
-          <w:rFonts w:ascii="Calibri" w:hAnsi="Calibri"/>
-          <w:sz w:val="22"/>
-        </w:rPr>
         <w:t>I chose Anna University for my Bachelor Degree, which is one of the best Universities in India. I did not have any second thought about other Universities, my aim was to get into this Top university and I got admission in Rajalakshmi Institute of Technology which has a strong Techonology when compared with other colleges. Later I chose Friedrich Alexander University Erlangen Nuremberg for my Masters in Data Science.</w:t>
       </w:r>
     </w:p>
     <w:p>
       <w:r>
         <w:rPr>
-          <w:rFonts w:ascii="Calibri" w:hAnsi="Calibri"/>
           <w:b/>
-          <w:sz w:val="22"/>
         </w:rPr>
         <w:t>Overall, what was your degree result and how did that reflect on your ability? Please help us understand the grading system for your results.</w:t>
       </w:r>
     </w:p>
     <w:p>
       <w:r>
-        <w:rPr>
-          <w:rFonts w:ascii="Calibri" w:hAnsi="Calibri"/>
-          <w:sz w:val="22"/>
-        </w:rPr>
         <w:t>I passed out my Degree in Distinction with a grade of 8.6 out of 10.  Here 10 being the Highest grade and 4 being the Lowest grade.</w:t>
       </w:r>
     </w:p>
     <w:p>
       <w:r>
         <w:rPr>
-          <w:rFonts w:ascii="Calibri" w:hAnsi="Calibri"/>
           <w:b/>
-          <w:sz w:val="22"/>
         </w:rPr>
         <w:t>During all of your education years, from high school to university, can you describe any achievements that were truly exceptional?</w:t>
       </w:r>
     </w:p>
     <w:p>
       <w:r>
-        <w:rPr>
-          <w:rFonts w:ascii="Calibri" w:hAnsi="Calibri"/>
-          <w:sz w:val="22"/>
-        </w:rPr>
         <w:t>I completed many industry certificate course to improve my Modern skills.  I applied for Scholarship in Bertelsmann, out of 50,000 to 60000 participants only 500 got and I was one among them.  Notably I have successfully various certification courses in google cloud platform.</w:t>
       </w:r>
     </w:p>
     <w:p>
       <w:r>
         <w:rPr>
-          <w:rFonts w:ascii="Calibri" w:hAnsi="Calibri"/>
           <w:b/>
-          <w:sz w:val="22"/>
         </w:rPr>
         <w:t>What leadership roles did you take on during your education? Did you conceive of, and drive to completion, any initiatives outside of your required classwork?</w:t>
       </w:r>
     </w:p>
     <w:p>
       <w:r>
-        <w:rPr>
-          <w:rFonts w:ascii="Calibri" w:hAnsi="Calibri"/>
-          <w:sz w:val="22"/>
-        </w:rPr>
         <w:t>I was in Rotaract as a volunteer during school days, where I hold the leadership for the entire group.  I was in The Scouts, will attend all camp conducted by the school where we have skill building Hiking, camping, water sports etc., Will lead a group of students in both Rotaract and Yuva during College days and still in contact with Rotaract. I also actively take Part in Traffic control as a volunteer during both my school and college days.</w:t>
       </w:r>
     </w:p>
@@ -853,6 +709,10 @@
     <w:name w:val="Normal"/>
     <w:qFormat/>
     <w:rsid w:val="00FC693F"/>
+    <w:rPr>
+      <w:rFonts w:ascii="Calibri" w:hAnsi="Calibri"/>
+      <w:sz w:val="22"/>
+    </w:rPr>
   </w:style>
   <w:style w:type="paragraph" w:styleId="Header">
     <w:name w:val="header"/>
